--- a/大三上学期/计算与复杂度/lab/lab5/lab5.docx
+++ b/大三上学期/计算与复杂度/lab/lab5/lab5.docx
@@ -156,6 +156,7 @@
         <w:keepLines w:val="0"/>
         <w:widowControl/>
         <w:numPr>
+          <w:ilvl w:val="0"/>
           <w:numId w:val="0"/>
         </w:numPr>
         <w:suppressLineNumbers w:val="0"/>
@@ -223,6 +224,7 @@
         <w:keepLines w:val="0"/>
         <w:widowControl/>
         <w:numPr>
+          <w:ilvl w:val="0"/>
           <w:numId w:val="0"/>
         </w:numPr>
         <w:suppressLineNumbers w:val="0"/>
@@ -403,6 +405,7 @@
         <w:keepLines w:val="0"/>
         <w:widowControl/>
         <w:numPr>
+          <w:ilvl w:val="0"/>
           <w:numId w:val="0"/>
         </w:numPr>
         <w:suppressLineNumbers w:val="0"/>
@@ -470,6 +473,7 @@
         <w:keepLines w:val="0"/>
         <w:widowControl/>
         <w:numPr>
+          <w:ilvl w:val="0"/>
           <w:numId w:val="0"/>
         </w:numPr>
         <w:suppressLineNumbers w:val="0"/>
@@ -973,6 +977,7 @@
         <w:keepLines w:val="0"/>
         <w:widowControl/>
         <w:numPr>
+          <w:ilvl w:val="0"/>
           <w:numId w:val="0"/>
         </w:numPr>
         <w:suppressLineNumbers w:val="0"/>
@@ -1443,7 +1448,31 @@
           <w:szCs w:val="28"/>
           <w:lang w:val="en-US" w:eastAsia="zh-CN" w:bidi="ar"/>
         </w:rPr>
-        <w:t>is decidable.</w:t>
+        <w:t>is</w:t>
+      </w:r>
+      <w:r>
+        <w:rPr>
+          <w:rFonts w:hint="eastAsia" w:ascii="Calibri" w:hAnsi="Calibri" w:eastAsia="宋体" w:cs="Calibri"/>
+          <w:color w:val="000000"/>
+          <w:kern w:val="0"/>
+          <w:sz w:val="28"/>
+          <w:szCs w:val="28"/>
+          <w:lang w:val="en-US" w:eastAsia="zh-CN" w:bidi="ar"/>
+        </w:rPr>
+        <w:t xml:space="preserve"> </w:t>
+      </w:r>
+      <w:bookmarkStart w:id="0" w:name="_GoBack"/>
+      <w:bookmarkEnd w:id="0"/>
+      <w:r>
+        <w:rPr>
+          <w:rFonts w:hint="default" w:ascii="Calibri" w:hAnsi="Calibri" w:eastAsia="宋体" w:cs="Calibri"/>
+          <w:color w:val="000000"/>
+          <w:kern w:val="0"/>
+          <w:sz w:val="28"/>
+          <w:szCs w:val="28"/>
+          <w:lang w:val="en-US" w:eastAsia="zh-CN" w:bidi="ar"/>
+        </w:rPr>
+        <w:t>decidable.</w:t>
       </w:r>
       <w:r>
         <w:rPr>
@@ -1533,8 +1562,6 @@
           </wp:inline>
         </w:drawing>
       </w:r>
-      <w:bookmarkStart w:id="0" w:name="_GoBack"/>
-      <w:bookmarkEnd w:id="0"/>
     </w:p>
     <w:p>
       <w:pPr>

--- a/大三上学期/计算与复杂度/lab/lab5/lab5.docx
+++ b/大三上学期/计算与复杂度/lab/lab5/lab5.docx
@@ -970,27 +970,8 @@
         </w:rPr>
         <w:t xml:space="preserve">. </w:t>
       </w:r>
-    </w:p>
-    <w:p>
-      <w:pPr>
-        <w:keepNext w:val="0"/>
-        <w:keepLines w:val="0"/>
-        <w:widowControl/>
-        <w:numPr>
-          <w:ilvl w:val="0"/>
-          <w:numId w:val="0"/>
-        </w:numPr>
-        <w:suppressLineNumbers w:val="0"/>
-        <w:jc w:val="left"/>
-        <w:rPr>
-          <w:rFonts w:hint="default" w:ascii="Calibri" w:hAnsi="Calibri" w:eastAsia="宋体" w:cs="Calibri"/>
-          <w:color w:val="000000"/>
-          <w:kern w:val="0"/>
-          <w:sz w:val="28"/>
-          <w:szCs w:val="28"/>
-          <w:lang w:val="en-US" w:eastAsia="zh-CN" w:bidi="ar"/>
-        </w:rPr>
-      </w:pPr>
+      <w:bookmarkStart w:id="0" w:name="_GoBack"/>
+      <w:bookmarkEnd w:id="0"/>
       <w:r>
         <w:rPr>
           <w:rFonts w:hint="default" w:ascii="Calibri" w:hAnsi="Calibri" w:eastAsia="宋体" w:cs="Calibri"/>
@@ -1461,8 +1442,6 @@
         </w:rPr>
         <w:t xml:space="preserve"> </w:t>
       </w:r>
-      <w:bookmarkStart w:id="0" w:name="_GoBack"/>
-      <w:bookmarkEnd w:id="0"/>
       <w:r>
         <w:rPr>
           <w:rFonts w:hint="default" w:ascii="Calibri" w:hAnsi="Calibri" w:eastAsia="宋体" w:cs="Calibri"/>
@@ -1792,7 +1771,7 @@
     <w:lsdException w:unhideWhenUsed="0" w:uiPriority="0" w:semiHidden="0" w:name="HTML Sample"/>
     <w:lsdException w:unhideWhenUsed="0" w:uiPriority="0" w:semiHidden="0" w:name="HTML Typewriter"/>
     <w:lsdException w:unhideWhenUsed="0" w:uiPriority="0" w:semiHidden="0" w:name="HTML Variable"/>
-    <w:lsdException w:unhideWhenUsed="0" w:uiPriority="0" w:name="Normal Table"/>
+    <w:lsdException w:qFormat="1" w:unhideWhenUsed="0" w:uiPriority="0" w:name="Normal Table"/>
     <w:lsdException w:unhideWhenUsed="0" w:uiPriority="0" w:semiHidden="0" w:name="annotation subject"/>
     <w:lsdException w:unhideWhenUsed="0" w:uiPriority="0" w:semiHidden="0" w:name="Table Simple 1"/>
     <w:lsdException w:unhideWhenUsed="0" w:uiPriority="0" w:semiHidden="0" w:name="Table Simple 2"/>
@@ -1963,6 +1942,7 @@
   <w:style w:type="table" w:default="1" w:styleId="2">
     <w:name w:val="Normal Table"/>
     <w:semiHidden/>
+    <w:qFormat/>
     <w:uiPriority w:val="0"/>
     <w:tblPr>
       <w:tblCellMar>

--- a/大三上学期/计算与复杂度/lab/lab5/lab5.docx
+++ b/大三上学期/计算与复杂度/lab/lab5/lab5.docx
@@ -325,6 +325,40 @@
         <w:keepNext w:val="0"/>
         <w:keepLines w:val="0"/>
         <w:widowControl/>
+        <w:suppressLineNumbers w:val="0"/>
+        <w:jc w:val="left"/>
+        <w:rPr>
+          <w:rFonts w:hint="default" w:ascii="Times New Roman" w:hAnsi="Times New Roman" w:eastAsia="宋体" w:cs="Times New Roman"/>
+          <w:color w:val="000000"/>
+          <w:kern w:val="0"/>
+          <w:sz w:val="28"/>
+          <w:szCs w:val="28"/>
+          <w:lang w:val="en-US" w:eastAsia="zh-CN" w:bidi="ar"/>
+        </w:rPr>
+      </w:pPr>
+    </w:p>
+    <w:p>
+      <w:pPr>
+        <w:keepNext w:val="0"/>
+        <w:keepLines w:val="0"/>
+        <w:widowControl/>
+        <w:suppressLineNumbers w:val="0"/>
+        <w:jc w:val="left"/>
+        <w:rPr>
+          <w:rFonts w:hint="default" w:ascii="Times New Roman" w:hAnsi="Times New Roman" w:eastAsia="宋体" w:cs="Times New Roman"/>
+          <w:color w:val="000000"/>
+          <w:kern w:val="0"/>
+          <w:sz w:val="28"/>
+          <w:szCs w:val="28"/>
+          <w:lang w:val="en-US" w:eastAsia="zh-CN" w:bidi="ar"/>
+        </w:rPr>
+      </w:pPr>
+    </w:p>
+    <w:p>
+      <w:pPr>
+        <w:keepNext w:val="0"/>
+        <w:keepLines w:val="0"/>
+        <w:widowControl/>
         <w:numPr>
           <w:ilvl w:val="0"/>
           <w:numId w:val="2"/>
@@ -419,6 +453,7 @@
           <w:lang w:val="en-US" w:eastAsia="zh-CN" w:bidi="ar"/>
         </w:rPr>
       </w:pPr>
+      <w:bookmarkStart w:id="0" w:name="_GoBack"/>
       <w:r>
         <w:rPr>
           <w:rFonts w:hint="default" w:ascii="Calibri" w:hAnsi="Calibri" w:eastAsia="宋体" w:cs="Calibri"/>
@@ -466,6 +501,7 @@
           </wp:inline>
         </w:drawing>
       </w:r>
+      <w:bookmarkEnd w:id="0"/>
     </w:p>
     <w:p>
       <w:pPr>
@@ -970,8 +1006,6 @@
         </w:rPr>
         <w:t xml:space="preserve">. </w:t>
       </w:r>
-      <w:bookmarkStart w:id="0" w:name="_GoBack"/>
-      <w:bookmarkEnd w:id="0"/>
       <w:r>
         <w:rPr>
           <w:rFonts w:hint="default" w:ascii="Calibri" w:hAnsi="Calibri" w:eastAsia="宋体" w:cs="Calibri"/>
